--- a/report.docx
+++ b/report.docx
@@ -52,13 +52,11 @@
       <w:r>
         <w:rPr>
           <w:rFonts w:ascii="Arial" w:cs="Arial" w:eastAsia="Arial" w:hAnsi="Arial"/>
-          <w:i/>
-          <w:iCs/>
           <w:color w:val="2E75B6"/>
           <w:sz w:val="20"/>
           <w:szCs w:val="20"/>
         </w:rPr>
-        <w:t xml:space="preserve">[ URL to be added ]</w:t>
+        <w:t xml:space="preserve">https://github.com/AlexandercSchumacher/pdai-assignment2</w:t>
       </w:r>
     </w:p>
     <w:p>
@@ -79,13 +77,11 @@
       <w:r>
         <w:rPr>
           <w:rFonts w:ascii="Arial" w:cs="Arial" w:eastAsia="Arial" w:hAnsi="Arial"/>
-          <w:i/>
-          <w:iCs/>
           <w:color w:val="2E75B6"/>
           <w:sz w:val="20"/>
           <w:szCs w:val="20"/>
         </w:rPr>
-        <w:t xml:space="preserve">[ URL to be added ]</w:t>
+        <w:t xml:space="preserve">http://18.184.98.159:8501</w:t>
       </w:r>
     </w:p>
     <w:p>
@@ -143,7 +139,7 @@
           <w:sz w:val="20"/>
           <w:szCs w:val="20"/>
         </w:rPr>
-        <w:t xml:space="preserve">Assignment 2 adds three distinct LLM-powered features, each targeting a different non-straightforward usage pattern from the rubric. The choice to implement three patterns rather than two was deliberate: each covers a separate rubric category and adds a qualitatively different kind of value to the user.</w:t>
+        <w:t xml:space="preserve">For this assignment I extended the app with three LLM-powered features. Each one solves a distinct usability problem that the core model alone could not address, and each uses a meaningfully different approach to working with the language model.</w:t>
       </w:r>
     </w:p>
     <w:p>
@@ -168,9 +164,8 @@
       </w:tblPr>
       <w:tblGrid>
         <w:gridCol w:w="1900"/>
-        <w:gridCol w:w="2100"/>
-        <w:gridCol w:w="2400"/>
-        <w:gridCol w:w="2626"/>
+        <w:gridCol w:w="2500"/>
+        <w:gridCol w:w="4626"/>
       </w:tblGrid>
       <w:tr>
         <w:tc>
@@ -206,7 +201,7 @@
         </w:tc>
         <w:tc>
           <w:tcPr>
-            <w:tcW w:type="dxa" w:w="2100"/>
+            <w:tcW w:type="dxa" w:w="2500"/>
             <w:tcBorders>
               <w:top w:val="single" w:color="AAAAAA" w:sz="1"/>
               <w:left w:val="single" w:color="AAAAAA" w:sz="1"/>
@@ -231,13 +226,13 @@
                 <w:sz w:val="18"/>
                 <w:szCs w:val="18"/>
               </w:rPr>
-              <w:t xml:space="preserve">LLM Pattern</w:t>
+              <w:t xml:space="preserve">LLM Technique</w:t>
             </w:r>
           </w:p>
         </w:tc>
         <w:tc>
           <w:tcPr>
-            <w:tcW w:type="dxa" w:w="2400"/>
+            <w:tcW w:type="dxa" w:w="4626"/>
             <w:tcBorders>
               <w:top w:val="single" w:color="AAAAAA" w:sz="1"/>
               <w:left w:val="single" w:color="AAAAAA" w:sz="1"/>
@@ -262,38 +257,7 @@
                 <w:sz w:val="18"/>
                 <w:szCs w:val="18"/>
               </w:rPr>
-              <w:t xml:space="preserve">Rubric Category</w:t>
-            </w:r>
-          </w:p>
-        </w:tc>
-        <w:tc>
-          <w:tcPr>
-            <w:tcW w:type="dxa" w:w="2626"/>
-            <w:tcBorders>
-              <w:top w:val="single" w:color="AAAAAA" w:sz="1"/>
-              <w:left w:val="single" w:color="AAAAAA" w:sz="1"/>
-              <w:bottom w:val="single" w:color="AAAAAA" w:sz="1"/>
-              <w:right w:val="single" w:color="AAAAAA" w:sz="1"/>
-            </w:tcBorders>
-            <w:shd w:fill="1F4E79" w:val="clear"/>
-            <w:tcMar>
-              <w:top w:type="dxa" w:w="80"/>
-              <w:left w:type="dxa" w:w="120"/>
-              <w:bottom w:type="dxa" w:w="80"/>
-              <w:right w:type="dxa" w:w="120"/>
-            </w:tcMar>
-          </w:tcPr>
-          <w:p>
-            <w:r>
-              <w:rPr>
-                <w:rFonts w:ascii="Arial" w:cs="Arial" w:eastAsia="Arial" w:hAnsi="Arial"/>
-                <w:b/>
-                <w:bCs/>
-                <w:color w:val="FFFFFF"/>
-                <w:sz w:val="18"/>
-                <w:szCs w:val="18"/>
-              </w:rPr>
-              <w:t xml:space="preserve">User Value</w:t>
+              <w:t xml:space="preserve">What it does for the user</w:t>
             </w:r>
           </w:p>
         </w:tc>
@@ -323,13 +287,13 @@
                 <w:sz w:val="18"/>
                 <w:szCs w:val="18"/>
               </w:rPr>
-              <w:t xml:space="preserve">A: Scenario from Description</w:t>
+              <w:t xml:space="preserve">A: Smart Scenario Builder</w:t>
             </w:r>
           </w:p>
         </w:tc>
         <w:tc>
           <w:tcPr>
-            <w:tcW w:type="dxa" w:w="2100"/>
+            <w:tcW w:type="dxa" w:w="2500"/>
             <w:tcBorders>
               <w:top w:val="single" w:color="CCCCCC" w:sz="1"/>
               <w:left w:val="single" w:color="CCCCCC" w:sz="1"/>
@@ -351,13 +315,13 @@
                 <w:sz w:val="18"/>
                 <w:szCs w:val="18"/>
               </w:rPr>
-              <w:t xml:space="preserve">Structured output + JSON mode + few-shot prompting + retry loop</w:t>
+              <w:t xml:space="preserve">Structured output + few-shot prompting + retry loop</w:t>
             </w:r>
           </w:p>
         </w:tc>
         <w:tc>
           <w:tcPr>
-            <w:tcW w:type="dxa" w:w="2400"/>
+            <w:tcW w:type="dxa" w:w="4626"/>
             <w:tcBorders>
               <w:top w:val="single" w:color="CCCCCC" w:sz="1"/>
               <w:left w:val="single" w:color="CCCCCC" w:sz="1"/>
@@ -379,35 +343,7 @@
                 <w:sz w:val="18"/>
                 <w:szCs w:val="18"/>
               </w:rPr>
-              <w:t xml:space="preserve">Complex prompt engineering; LLM output drives Python computation</w:t>
-            </w:r>
-          </w:p>
-        </w:tc>
-        <w:tc>
-          <w:tcPr>
-            <w:tcW w:type="dxa" w:w="2626"/>
-            <w:tcBorders>
-              <w:top w:val="single" w:color="CCCCCC" w:sz="1"/>
-              <w:left w:val="single" w:color="CCCCCC" w:sz="1"/>
-              <w:bottom w:val="single" w:color="CCCCCC" w:sz="1"/>
-              <w:right w:val="single" w:color="CCCCCC" w:sz="1"/>
-            </w:tcBorders>
-            <w:shd w:fill="D6E4F0" w:val="clear"/>
-            <w:tcMar>
-              <w:top w:type="dxa" w:w="80"/>
-              <w:left w:type="dxa" w:w="120"/>
-              <w:bottom w:type="dxa" w:w="80"/>
-              <w:right w:type="dxa" w:w="120"/>
-            </w:tcMar>
-          </w:tcPr>
-          <w:p>
-            <w:r>
-              <w:rPr>
-                <w:rFonts w:ascii="Arial" w:cs="Arial" w:eastAsia="Arial" w:hAnsi="Arial"/>
-                <w:sz w:val="18"/>
-                <w:szCs w:val="18"/>
-              </w:rPr>
-              <w:t xml:space="preserve">Fills scenario parameters from plain English without touching any sliders</w:t>
+              <w:t xml:space="preserve">Translates a plain English description of your upcoming days into the six forecast parameters automatically, so you never have to touch a slider</w:t>
             </w:r>
           </w:p>
         </w:tc>
@@ -443,7 +379,7 @@
         </w:tc>
         <w:tc>
           <w:tcPr>
-            <w:tcW w:type="dxa" w:w="2100"/>
+            <w:tcW w:type="dxa" w:w="2500"/>
             <w:tcBorders>
               <w:top w:val="single" w:color="CCCCCC" w:sz="1"/>
               <w:left w:val="single" w:color="CCCCCC" w:sz="1"/>
@@ -465,13 +401,13 @@
                 <w:sz w:val="18"/>
                 <w:szCs w:val="18"/>
               </w:rPr>
-              <w:t xml:space="preserve">Multi-call agentic tool use loop</w:t>
+              <w:t xml:space="preserve">Multi-call agentic tool use loop with forecast simulation</w:t>
             </w:r>
           </w:p>
         </w:tc>
         <w:tc>
           <w:tcPr>
-            <w:tcW w:type="dxa" w:w="2400"/>
+            <w:tcW w:type="dxa" w:w="4626"/>
             <w:tcBorders>
               <w:top w:val="single" w:color="CCCCCC" w:sz="1"/>
               <w:left w:val="single" w:color="CCCCCC" w:sz="1"/>
@@ -493,35 +429,7 @@
                 <w:sz w:val="18"/>
                 <w:szCs w:val="18"/>
               </w:rPr>
-              <w:t xml:space="preserve">Multi-call: tools / agentic reasoning</w:t>
-            </w:r>
-          </w:p>
-        </w:tc>
-        <w:tc>
-          <w:tcPr>
-            <w:tcW w:type="dxa" w:w="2626"/>
-            <w:tcBorders>
-              <w:top w:val="single" w:color="CCCCCC" w:sz="1"/>
-              <w:left w:val="single" w:color="CCCCCC" w:sz="1"/>
-              <w:bottom w:val="single" w:color="CCCCCC" w:sz="1"/>
-              <w:right w:val="single" w:color="CCCCCC" w:sz="1"/>
-            </w:tcBorders>
-            <w:shd w:fill="FFFFFF" w:val="clear"/>
-            <w:tcMar>
-              <w:top w:type="dxa" w:w="80"/>
-              <w:left w:type="dxa" w:w="120"/>
-              <w:bottom w:type="dxa" w:w="80"/>
-              <w:right w:type="dxa" w:w="120"/>
-            </w:tcMar>
-          </w:tcPr>
-          <w:p>
-            <w:r>
-              <w:rPr>
-                <w:rFonts w:ascii="Arial" w:cs="Arial" w:eastAsia="Arial" w:hAnsi="Arial"/>
-                <w:sz w:val="18"/>
-                <w:szCs w:val="18"/>
-              </w:rPr>
-              <w:t xml:space="preserve">Autonomously searches the parameter space to optimise a stated energy goal</w:t>
+              <w:t xml:space="preserve">Takes a goal (e.g. peak energy on Day 2) and autonomously tries different lifestyle combinations using the forecast model as a tool, iterating until it finds the best scenario</w:t>
             </w:r>
           </w:p>
         </w:tc>
@@ -557,7 +465,7 @@
         </w:tc>
         <w:tc>
           <w:tcPr>
-            <w:tcW w:type="dxa" w:w="2100"/>
+            <w:tcW w:type="dxa" w:w="2500"/>
             <w:tcBorders>
               <w:top w:val="single" w:color="CCCCCC" w:sz="1"/>
               <w:left w:val="single" w:color="CCCCCC" w:sz="1"/>
@@ -579,13 +487,13 @@
                 <w:sz w:val="18"/>
                 <w:szCs w:val="18"/>
               </w:rPr>
-              <w:t xml:space="preserve">RAG: semantic embedding + retrieval + grounded generation</w:t>
+              <w:t xml:space="preserve">RAG with semantic embeddings and grounded generation</w:t>
             </w:r>
           </w:p>
         </w:tc>
         <w:tc>
           <w:tcPr>
-            <w:tcW w:type="dxa" w:w="2400"/>
+            <w:tcW w:type="dxa" w:w="4626"/>
             <w:tcBorders>
               <w:top w:val="single" w:color="CCCCCC" w:sz="1"/>
               <w:left w:val="single" w:color="CCCCCC" w:sz="1"/>
@@ -607,35 +515,7 @@
                 <w:sz w:val="18"/>
                 <w:szCs w:val="18"/>
               </w:rPr>
-              <w:t xml:space="preserve">RAG pattern grounded in personal data</w:t>
-            </w:r>
-          </w:p>
-        </w:tc>
-        <w:tc>
-          <w:tcPr>
-            <w:tcW w:type="dxa" w:w="2626"/>
-            <w:tcBorders>
-              <w:top w:val="single" w:color="CCCCCC" w:sz="1"/>
-              <w:left w:val="single" w:color="CCCCCC" w:sz="1"/>
-              <w:bottom w:val="single" w:color="CCCCCC" w:sz="1"/>
-              <w:right w:val="single" w:color="CCCCCC" w:sz="1"/>
-            </w:tcBorders>
-            <w:shd w:fill="E2EFDA" w:val="clear"/>
-            <w:tcMar>
-              <w:top w:type="dxa" w:w="80"/>
-              <w:left w:type="dxa" w:w="120"/>
-              <w:bottom w:type="dxa" w:w="80"/>
-              <w:right w:type="dxa" w:w="120"/>
-            </w:tcMar>
-          </w:tcPr>
-          <w:p>
-            <w:r>
-              <w:rPr>
-                <w:rFonts w:ascii="Arial" w:cs="Arial" w:eastAsia="Arial" w:hAnsi="Arial"/>
-                <w:sz w:val="18"/>
-                <w:szCs w:val="18"/>
-              </w:rPr>
-              <w:t xml:space="preserve">Answers natural language questions about the user's own experiment history</w:t>
+              <w:t xml:space="preserve">Lets you ask natural language questions about your own past experiments - retrieves the most relevant entries by meaning and answers strictly from your personal data</w:t>
             </w:r>
           </w:p>
         </w:tc>
@@ -681,7 +561,7 @@
           <w:sz w:val="22"/>
           <w:szCs w:val="22"/>
         </w:rPr>
-        <w:t xml:space="preserve">Feature A - Scenario from Description</w:t>
+        <w:t xml:space="preserve">Feature A - Smart Scenario Builder</w:t>
       </w:r>
     </w:p>
     <w:p>
@@ -695,61 +575,43 @@
           <w:sz w:val="20"/>
           <w:szCs w:val="20"/>
         </w:rPr>
-        <w:t xml:space="preserve">The original sidebar required users to translate their real-world situation into numeric sliders, which is unintuitive for non-technical users. Feature A asks:</w:t>
-      </w:r>
-    </w:p>
-    <w:p>
-      <w:pPr>
-        <w:pStyle w:val="ListParagraph"/>
-        <w:numPr>
-          <w:ilvl w:val="0"/>
-          <w:numId w:val="2"/>
-        </w:numPr>
-        <w:spacing w:before="30" w:after="30"/>
-      </w:pPr>
-      <w:r>
-        <w:rPr>
-          <w:rFonts w:ascii="Arial" w:cs="Arial" w:eastAsia="Arial" w:hAnsi="Arial"/>
-          <w:sz w:val="20"/>
-          <w:szCs w:val="20"/>
-        </w:rPr>
-        <w:t xml:space="preserve">Can an LLM reliably parse a free-form natural language description into a validated set of numeric forecast parameters, including implicit cues like 'drinks at dinner' triggering both alcohol and late_meal?</w:t>
-      </w:r>
-    </w:p>
-    <w:p>
-      <w:pPr>
-        <w:pStyle w:val="ListParagraph"/>
-        <w:numPr>
-          <w:ilvl w:val="0"/>
-          <w:numId w:val="2"/>
-        </w:numPr>
-        <w:spacing w:before="30" w:after="30"/>
-      </w:pPr>
-      <w:r>
-        <w:rPr>
-          <w:rFonts w:ascii="Arial" w:cs="Arial" w:eastAsia="Arial" w:hAnsi="Arial"/>
-          <w:sz w:val="20"/>
-          <w:szCs w:val="20"/>
-        </w:rPr>
-        <w:t xml:space="preserve">How much prompt engineering is needed before the extraction is reliable across diverse and ambiguous inputs? Five few-shot examples covering travel, hard training, recovery days, social dinners, and quiet nights were required before the model generalised consistently.</w:t>
-      </w:r>
-    </w:p>
-    <w:p>
-      <w:pPr>
-        <w:pStyle w:val="ListParagraph"/>
-        <w:numPr>
-          <w:ilvl w:val="0"/>
-          <w:numId w:val="2"/>
-        </w:numPr>
-        <w:spacing w:before="30" w:after="30"/>
-      </w:pPr>
-      <w:r>
-        <w:rPr>
-          <w:rFonts w:ascii="Arial" w:cs="Arial" w:eastAsia="Arial" w:hAnsi="Arial"/>
-          <w:sz w:val="20"/>
-          <w:szCs w:val="20"/>
-        </w:rPr>
-        <w:t xml:space="preserve">Does JSON mode alone guarantee safe inputs to a numeric model, or is downstream clamping to valid ranges still necessary?</w:t>
+        <w:t xml:space="preserve">The original sidebar required users to manually translate their situation into six numeric sliders, which is friction-heavy and unintuitive. The question I wanted to answer was whether an LLM could reliably do that translation from plain English, including handling implicit cues - for example, 'drinks at dinner' should set both alcohol and late_meal without the user having to know those parameters exist.</w:t>
+      </w:r>
+    </w:p>
+    <w:p>
+      <w:pPr>
+        <w:pStyle w:val="ListParagraph"/>
+        <w:numPr>
+          <w:ilvl w:val="0"/>
+          <w:numId w:val="2"/>
+        </w:numPr>
+        <w:spacing w:before="30" w:after="30"/>
+      </w:pPr>
+      <w:r>
+        <w:rPr>
+          <w:rFonts w:ascii="Arial" w:cs="Arial" w:eastAsia="Arial" w:hAnsi="Arial"/>
+          <w:sz w:val="20"/>
+          <w:szCs w:val="20"/>
+        </w:rPr>
+        <w:t xml:space="preserve">I used JSON mode to guarantee structured output and built a five-shot system prompt covering the most common real-world inputs: travel days, hard training sessions, recovery days, social dinners, and quiet early nights. Each example was chosen to teach the model a specific inference pattern.</w:t>
+      </w:r>
+    </w:p>
+    <w:p>
+      <w:pPr>
+        <w:pStyle w:val="ListParagraph"/>
+        <w:numPr>
+          <w:ilvl w:val="0"/>
+          <w:numId w:val="2"/>
+        </w:numPr>
+        <w:spacing w:before="30" w:after="30"/>
+      </w:pPr>
+      <w:r>
+        <w:rPr>
+          <w:rFonts w:ascii="Arial" w:cs="Arial" w:eastAsia="Arial" w:hAnsi="Arial"/>
+          <w:sz w:val="20"/>
+          <w:szCs w:val="20"/>
+        </w:rPr>
+        <w:t xml:space="preserve">A retry call with a self-correction prompt handles edge cases where the first response has out-of-range values. All six parameters are also clamped downstream before they reach the forecast model, since JSON mode guarantees syntax but not semantic validity.</w:t>
       </w:r>
     </w:p>
     <w:p>
@@ -779,43 +641,43 @@
           <w:sz w:val="20"/>
           <w:szCs w:val="20"/>
         </w:rPr>
-        <w:t xml:space="preserve">The scenario builder only answers 'what happens if I do X'. Feature B inverts this to 'what should I do to achieve Y':</w:t>
-      </w:r>
-    </w:p>
-    <w:p>
-      <w:pPr>
-        <w:pStyle w:val="ListParagraph"/>
-        <w:numPr>
-          <w:ilvl w:val="0"/>
-          <w:numId w:val="2"/>
-        </w:numPr>
-        <w:spacing w:before="30" w:after="30"/>
-      </w:pPr>
-      <w:r>
-        <w:rPr>
-          <w:rFonts w:ascii="Arial" w:cs="Arial" w:eastAsia="Arial" w:hAnsi="Arial"/>
-          <w:sz w:val="20"/>
-          <w:szCs w:val="20"/>
-        </w:rPr>
-        <w:t xml:space="preserve">Can an LLM agent autonomously explore a continuous parameter space using a simulation tool to optimise a stated goal, and does giving it quantitative feedback per iteration lead to systematically better choices than a single-shot answer would produce?</w:t>
-      </w:r>
-    </w:p>
-    <w:p>
-      <w:pPr>
-        <w:pStyle w:val="ListParagraph"/>
-        <w:numPr>
-          <w:ilvl w:val="0"/>
-          <w:numId w:val="2"/>
-        </w:numPr>
-        <w:spacing w:before="30" w:after="30"/>
-      </w:pPr>
-      <w:r>
-        <w:rPr>
-          <w:rFonts w:ascii="Arial" w:cs="Arial" w:eastAsia="Arial" w:hAnsi="Arial"/>
-          <w:sz w:val="20"/>
-          <w:szCs w:val="20"/>
-        </w:rPr>
-        <w:t xml:space="preserve">How many tool-call iterations are needed before the agent converges on a meaningfully better scenario than its initial guess?</w:t>
+        <w:t xml:space="preserve">The scenario builder answers 'what happens if I do X'. Feature B flips this to 'what should I do to achieve Y'. Instead of generating a single answer, the model calls the actual forecast simulation as a tool, reads the resulting energy scores, and proposes a refined set of parameters in the next iteration - repeating this until it converges on the best scenario it found.</w:t>
+      </w:r>
+    </w:p>
+    <w:p>
+      <w:pPr>
+        <w:pStyle w:val="ListParagraph"/>
+        <w:numPr>
+          <w:ilvl w:val="0"/>
+          <w:numId w:val="2"/>
+        </w:numPr>
+        <w:spacing w:before="30" w:after="30"/>
+      </w:pPr>
+      <w:r>
+        <w:rPr>
+          <w:rFonts w:ascii="Arial" w:cs="Arial" w:eastAsia="Arial" w:hAnsi="Arial"/>
+          <w:sz w:val="20"/>
+          <w:szCs w:val="20"/>
+        </w:rPr>
+        <w:t xml:space="preserve">This required wiring the synchronous LLM loop to Streamlit's st.status widget via a callback so the user can see each iteration as it happens rather than waiting for a final answer.</w:t>
+      </w:r>
+    </w:p>
+    <w:p>
+      <w:pPr>
+        <w:pStyle w:val="ListParagraph"/>
+        <w:numPr>
+          <w:ilvl w:val="0"/>
+          <w:numId w:val="2"/>
+        </w:numPr>
+        <w:spacing w:before="30" w:after="30"/>
+      </w:pPr>
+      <w:r>
+        <w:rPr>
+          <w:rFonts w:ascii="Arial" w:cs="Arial" w:eastAsia="Arial" w:hAnsi="Arial"/>
+          <w:sz w:val="20"/>
+          <w:szCs w:val="20"/>
+        </w:rPr>
+        <w:t xml:space="preserve">The system prompt explicitly instructs the model to try meaningfully different parameter regions across iterations, which was necessary because early versions tended to make only small incremental changes rather than genuinely exploring the space.</w:t>
       </w:r>
     </w:p>
     <w:p>
@@ -845,43 +707,43 @@
           <w:sz w:val="20"/>
           <w:szCs w:val="20"/>
         </w:rPr>
-        <w:t xml:space="preserve">The experiment log captures real lifestyle experiments and their energy outcomes over time, but patterns across entries are invisible without manual analysis. Feature C asks:</w:t>
-      </w:r>
-    </w:p>
-    <w:p>
-      <w:pPr>
-        <w:pStyle w:val="ListParagraph"/>
-        <w:numPr>
-          <w:ilvl w:val="0"/>
-          <w:numId w:val="2"/>
-        </w:numPr>
-        <w:spacing w:before="30" w:after="30"/>
-      </w:pPr>
-      <w:r>
-        <w:rPr>
-          <w:rFonts w:ascii="Arial" w:cs="Arial" w:eastAsia="Arial" w:hAnsi="Arial"/>
-          <w:sz w:val="20"/>
-          <w:szCs w:val="20"/>
-        </w:rPr>
-        <w:t xml:space="preserve">Can semantic retrieval surface relevant past experiments that a keyword search would miss, for example connecting 'what hurts my sleep' to entries tagged with late_caffeine and late_meal?</w:t>
-      </w:r>
-    </w:p>
-    <w:p>
-      <w:pPr>
-        <w:pStyle w:val="ListParagraph"/>
-        <w:numPr>
-          <w:ilvl w:val="0"/>
-          <w:numId w:val="2"/>
-        </w:numPr>
-        <w:spacing w:before="30" w:after="30"/>
-      </w:pPr>
-      <w:r>
-        <w:rPr>
-          <w:rFonts w:ascii="Arial" w:cs="Arial" w:eastAsia="Arial" w:hAnsi="Arial"/>
-          <w:sz w:val="20"/>
-          <w:szCs w:val="20"/>
-        </w:rPr>
-        <w:t xml:space="preserve">Does grounding the LLM strictly in retrieved personal entries prevent it from giving generic health advice instead of personalised insights?</w:t>
+        <w:t xml:space="preserve">Over time the experiment log accumulates entries connecting lifestyle choices to actual energy outcomes. Reading through all of them manually to spot patterns is tedious. Feature C lets the user ask questions like 'what tends to hurt my sleep?' and surfaces the most relevant past experiments by semantic meaning rather than keyword matching.</w:t>
+      </w:r>
+    </w:p>
+    <w:p>
+      <w:pPr>
+        <w:pStyle w:val="ListParagraph"/>
+        <w:numPr>
+          <w:ilvl w:val="0"/>
+          <w:numId w:val="2"/>
+        </w:numPr>
+        <w:spacing w:before="30" w:after="30"/>
+      </w:pPr>
+      <w:r>
+        <w:rPr>
+          <w:rFonts w:ascii="Arial" w:cs="Arial" w:eastAsia="Arial" w:hAnsi="Arial"/>
+          <w:sz w:val="20"/>
+          <w:szCs w:val="20"/>
+        </w:rPr>
+        <w:t xml:space="preserve">Every log entry and the incoming query are embedded using text-embedding-3-small in a single batched API call. Cosine similarity selects the top five most relevant entries, which are then passed to GPT-4o-mini as the only context.</w:t>
+      </w:r>
+    </w:p>
+    <w:p>
+      <w:pPr>
+        <w:pStyle w:val="ListParagraph"/>
+        <w:numPr>
+          <w:ilvl w:val="0"/>
+          <w:numId w:val="2"/>
+        </w:numPr>
+        <w:spacing w:before="30" w:after="30"/>
+      </w:pPr>
+      <w:r>
+        <w:rPr>
+          <w:rFonts w:ascii="Arial" w:cs="Arial" w:eastAsia="Arial" w:hAnsi="Arial"/>
+          <w:sz w:val="20"/>
+          <w:szCs w:val="20"/>
+        </w:rPr>
+        <w:t xml:space="preserve">The model is explicitly instructed to base its answer solely on the retrieved entries and not draw on general health knowledge. This was important because without the constraint, early versions supplemented sparse personal data with generic advice, which defeats the purpose of having a personalised log.</w:t>
       </w:r>
     </w:p>
     <w:p>
@@ -1127,61 +989,43 @@
           <w:sz w:val="22"/>
           <w:szCs w:val="22"/>
         </w:rPr>
-        <w:t xml:space="preserve">Runtime LLM Usage (GPT-4o-mini via OpenAI API)</w:t>
-      </w:r>
-    </w:p>
-    <w:p>
-      <w:pPr>
-        <w:pStyle w:val="ListParagraph"/>
-        <w:numPr>
-          <w:ilvl w:val="0"/>
-          <w:numId w:val="2"/>
-        </w:numPr>
-        <w:spacing w:before="30" w:after="30"/>
-      </w:pPr>
-      <w:r>
-        <w:rPr>
-          <w:rFonts w:ascii="Arial" w:cs="Arial" w:eastAsia="Arial" w:hAnsi="Arial"/>
-          <w:sz w:val="20"/>
-          <w:szCs w:val="20"/>
-        </w:rPr>
-        <w:t xml:space="preserve">Feature A uses GPT-4o-mini with JSON mode and a five-shot system prompt to extract scenario parameters from free-form text. A retry call with a self-correction prompt handles any remaining edge-case parse failures.</w:t>
-      </w:r>
-    </w:p>
-    <w:p>
-      <w:pPr>
-        <w:pStyle w:val="ListParagraph"/>
-        <w:numPr>
-          <w:ilvl w:val="0"/>
-          <w:numId w:val="2"/>
-        </w:numPr>
-        <w:spacing w:before="30" w:after="30"/>
-      </w:pPr>
-      <w:r>
-        <w:rPr>
-          <w:rFonts w:ascii="Arial" w:cs="Arial" w:eastAsia="Arial" w:hAnsi="Arial"/>
-          <w:sz w:val="20"/>
-          <w:szCs w:val="20"/>
-        </w:rPr>
-        <w:t xml:space="preserve">Feature B uses GPT-4o-mini's native tool-calling API in a multi-round agentic loop. The model proposes parameters, calls the forecast simulation as a tool, reads quantitative energy score results, and iterates. It produces a final written recommendation once it stops calling the tool.</w:t>
-      </w:r>
-    </w:p>
-    <w:p>
-      <w:pPr>
-        <w:pStyle w:val="ListParagraph"/>
-        <w:numPr>
-          <w:ilvl w:val="0"/>
-          <w:numId w:val="2"/>
-        </w:numPr>
-        <w:spacing w:before="30" w:after="30"/>
-      </w:pPr>
-      <w:r>
-        <w:rPr>
-          <w:rFonts w:ascii="Arial" w:cs="Arial" w:eastAsia="Arial" w:hAnsi="Arial"/>
-          <w:sz w:val="20"/>
-          <w:szCs w:val="20"/>
-        </w:rPr>
-        <w:t xml:space="preserve">Feature C uses OpenAI's text-embedding-3-small model to embed both log entries and user queries, with cosine similarity used for retrieval. GPT-4o-mini then answers the question grounded strictly in the top-5 retrieved entries.</w:t>
+        <w:t xml:space="preserve">LLM usage in the running app</w:t>
+      </w:r>
+    </w:p>
+    <w:p>
+      <w:pPr>
+        <w:pStyle w:val="ListParagraph"/>
+        <w:numPr>
+          <w:ilvl w:val="0"/>
+          <w:numId w:val="2"/>
+        </w:numPr>
+        <w:spacing w:before="30" w:after="30"/>
+      </w:pPr>
+      <w:r>
+        <w:rPr>
+          <w:rFonts w:ascii="Arial" w:cs="Arial" w:eastAsia="Arial" w:hAnsi="Arial"/>
+          <w:sz w:val="20"/>
+          <w:szCs w:val="20"/>
+        </w:rPr>
+        <w:t xml:space="preserve">All three features call the OpenAI API at runtime. Feature A uses GPT-4o-mini with JSON mode and a five-shot system prompt to extract scenario parameters. Feature B uses the native tool-calling API so the model can invoke the forecast simulation directly and read numeric results back. Feature C uses text-embedding-3-small to embed log entries and queries, then GPT-4o-mini to generate an answer grounded in the retrieved entries.</w:t>
+      </w:r>
+    </w:p>
+    <w:p>
+      <w:pPr>
+        <w:pStyle w:val="ListParagraph"/>
+        <w:numPr>
+          <w:ilvl w:val="0"/>
+          <w:numId w:val="2"/>
+        </w:numPr>
+        <w:spacing w:before="30" w:after="30"/>
+      </w:pPr>
+      <w:r>
+        <w:rPr>
+          <w:rFonts w:ascii="Arial" w:cs="Arial" w:eastAsia="Arial" w:hAnsi="Arial"/>
+          <w:sz w:val="20"/>
+          <w:szCs w:val="20"/>
+        </w:rPr>
+        <w:t xml:space="preserve">GPT-4o-mini was chosen throughout for its low latency and cost, which matters when Feature B may make six or more API calls in a single user interaction.</w:t>
       </w:r>
     </w:p>
     <w:p>
@@ -1197,43 +1041,43 @@
           <w:sz w:val="22"/>
           <w:szCs w:val="22"/>
         </w:rPr>
-        <w:t xml:space="preserve">Development-time AI Assistance</w:t>
-      </w:r>
-    </w:p>
-    <w:p>
-      <w:pPr>
-        <w:pStyle w:val="ListParagraph"/>
-        <w:numPr>
-          <w:ilvl w:val="0"/>
-          <w:numId w:val="2"/>
-        </w:numPr>
-        <w:spacing w:before="30" w:after="30"/>
-      </w:pPr>
-      <w:r>
-        <w:rPr>
-          <w:rFonts w:ascii="Arial" w:cs="Arial" w:eastAsia="Arial" w:hAnsi="Arial"/>
-          <w:sz w:val="20"/>
-          <w:szCs w:val="20"/>
-        </w:rPr>
-        <w:t xml:space="preserve">Claude (Anthropic) was used during development to design the three-feature architecture, draft and iterate on system prompts, implement the OpenAI tool-calling message format, structure the Streamlit UI across five tabs, and debug edge cases in the RAG serialisation pipeline.</w:t>
-      </w:r>
-    </w:p>
-    <w:p>
-      <w:pPr>
-        <w:pStyle w:val="ListParagraph"/>
-        <w:numPr>
-          <w:ilvl w:val="0"/>
-          <w:numId w:val="2"/>
-        </w:numPr>
-        <w:spacing w:before="30" w:after="30"/>
-      </w:pPr>
-      <w:r>
-        <w:rPr>
-          <w:rFonts w:ascii="Arial" w:cs="Arial" w:eastAsia="Arial" w:hAnsi="Arial"/>
-          <w:sz w:val="20"/>
-          <w:szCs w:val="20"/>
-        </w:rPr>
-        <w:t xml:space="preserve">Prompt engineering for Feature A was developed iteratively: candidate prompts were tested against a set of example descriptions and refined based on extraction errors until reliable generalisation was achieved across diverse inputs including implicit multi-parameter cues.</w:t>
+        <w:t xml:space="preserve">AI assistance during development</w:t>
+      </w:r>
+    </w:p>
+    <w:p>
+      <w:pPr>
+        <w:pStyle w:val="ListParagraph"/>
+        <w:numPr>
+          <w:ilvl w:val="0"/>
+          <w:numId w:val="2"/>
+        </w:numPr>
+        <w:spacing w:before="30" w:after="30"/>
+      </w:pPr>
+      <w:r>
+        <w:rPr>
+          <w:rFonts w:ascii="Arial" w:cs="Arial" w:eastAsia="Arial" w:hAnsi="Arial"/>
+          <w:sz w:val="20"/>
+          <w:szCs w:val="20"/>
+        </w:rPr>
+        <w:t xml:space="preserve">I used Claude (Anthropic) extensively during development - to think through the architecture, draft and iterate on system prompts, work out the correct OpenAI tool-calling message format, structure the Streamlit UI across five tabs, and debug issues in the RAG serialisation pipeline.</w:t>
+      </w:r>
+    </w:p>
+    <w:p>
+      <w:pPr>
+        <w:pStyle w:val="ListParagraph"/>
+        <w:numPr>
+          <w:ilvl w:val="0"/>
+          <w:numId w:val="2"/>
+        </w:numPr>
+        <w:spacing w:before="30" w:after="30"/>
+      </w:pPr>
+      <w:r>
+        <w:rPr>
+          <w:rFonts w:ascii="Arial" w:cs="Arial" w:eastAsia="Arial" w:hAnsi="Arial"/>
+          <w:sz w:val="20"/>
+          <w:szCs w:val="20"/>
+        </w:rPr>
+        <w:t xml:space="preserve">The prompt for Feature A went through multiple rounds of revision. I tested each version against a set of example descriptions covering different failure modes and refined it until extraction was reliable across implicit cues, ambiguous timing language, and multi-parameter triggers like 'drinks at dinner'.</w:t>
       </w:r>
     </w:p>
     <w:sectPr>
